--- a/ID-RSS/demo_files/student_0021.docx
+++ b/ID-RSS/demo_files/student_0021.docx
@@ -4,42 +4,12 @@
   <w:body>
     <w:p>
       <w:r>
-        <w:t>Students are required to maintain a minimum attendance of seventy five percent.</w:t>
+        <w:t>Name: Student from India</w:t>
       </w:r>
     </w:p>
     <w:p>
       <w:r>
-        <w:t>Fee payment must be completed within seven days of admission.</w:t>
-      </w:r>
-    </w:p>
-    <w:p>
-      <w:r>
-        <w:t>All documents have been verified by the admission committee.</w:t>
-      </w:r>
-    </w:p>
-    <w:p>
-      <w:r>
-        <w:t>This document serves as proof of provisional admission to the institution.</w:t>
-      </w:r>
-    </w:p>
-    <w:p>
-      <w:r>
-        <w:t>Name- Harsh Malhotra</w:t>
-      </w:r>
-    </w:p>
-    <w:p>
-      <w:r>
-        <w:t>Identity verification is mandatory at the time of reporting.</w:t>
-      </w:r>
-    </w:p>
-    <w:p>
-      <w:r>
-        <w:t>The academic session commences from the first week of August.</w:t>
-      </w:r>
-    </w:p>
-    <w:p>
-      <w:r>
-        <w:t>Serial No.- STU-2024-0021</w:t>
+        <w:t>Record incomplete - no serial number.</w:t>
       </w:r>
     </w:p>
     <w:sectPr>

--- a/ID-RSS/demo_files/student_0021.docx
+++ b/ID-RSS/demo_files/student_0021.docx
@@ -4,12 +4,32 @@
   <w:body>
     <w:p>
       <w:r>
-        <w:t>Name: Student from India</w:t>
+        <w:t>The hostel allotment will be done on a first come first served basis.</w:t>
       </w:r>
     </w:p>
     <w:p>
       <w:r>
-        <w:t>Record incomplete - no serial number.</w:t>
+        <w:t>This document serves as proof of provisional admission to the institution.</w:t>
+      </w:r>
+    </w:p>
+    <w:p>
+      <w:r>
+        <w:t>The candidate has successfully completed the online registration process.</w:t>
+      </w:r>
+    </w:p>
+    <w:p>
+      <w:r>
+        <w:t>Identity verification is mandatory at the time of reporting.</w:t>
+      </w:r>
+    </w:p>
+    <w:p>
+      <w:r>
+        <w:t>Name- Ritika Saxena</w:t>
+      </w:r>
+    </w:p>
+    <w:p>
+      <w:r>
+        <w:t>Serial No.- STU-2024-0021</w:t>
       </w:r>
     </w:p>
     <w:sectPr>
